--- a/deliverables/VIDEO_6_Before_You_Take_An_Internal_Role_FINAL/Video_6_Shorts/V6_Short_03_Responsibility_Is_Not_Judgment.docx
+++ b/deliverables/VIDEO_6_Before_You_Take_An_Internal_Role_FINAL/Video_6_Shorts/V6_Short_03_Responsibility_Is_Not_Judgment.docx
@@ -51,6 +51,25 @@
           <w:bottom w:val="single" w:sz="6" w:color="8A6D1E"/>
         </w:pBdr>
       </w:pPr>
+    </w:p>
+    <w:p>
+      <w:pPr>
+        <w:spacing w:after="80"/>
+      </w:pPr>
+      <w:r>
+        <w:rPr>
+          <w:b/>
+          <w:color w:val="8A6D1E"/>
+          <w:sz w:val="20"/>
+        </w:rPr>
+        <w:t xml:space="preserve">Status in this synchronization  </w:t>
+      </w:r>
+      <w:r>
+        <w:rPr>
+          <w:sz w:val="21"/>
+        </w:rPr>
+        <w:t>COPY UPDATE</w:t>
+      </w:r>
     </w:p>
     <w:p>
       <w:pPr>
@@ -197,7 +216,7 @@
           <w:i w:val="0"/>
           <w:sz w:val="24"/>
         </w:rPr>
-        <w:t>More tasks can mean volume, coordination and absorption.</w:t>
+        <w:t>More tasks can mean volume, coordination, and absorption.</w:t>
       </w:r>
     </w:p>
     <w:p>
@@ -210,7 +229,7 @@
           <w:i w:val="0"/>
           <w:sz w:val="24"/>
         </w:rPr>
-        <w:t>More judgment means you have to interpret incomplete information, weigh tradeoffs, recommend a direction, influence people with different incentives, or own the consequence when the instructions stop being clear.</w:t>
+        <w:t>More judgment means interpreting incomplete information, weighing tradeoffs, recommending a direction, or owning the consequence when the instructions stop being clear.</w:t>
       </w:r>
     </w:p>
     <w:p>
@@ -223,7 +242,7 @@
           <w:i w:val="0"/>
           <w:sz w:val="24"/>
         </w:rPr>
-        <w:t>Preparing a report is work. Deciding which pattern in the report needs attention, and recommending what happens next, is a different kind of work.</w:t>
+        <w:t>Preparing a report is work. Deciding which pattern in the report matters, explaining the consequence, and recommending what happens next requires different judgment.</w:t>
       </w:r>
     </w:p>
     <w:p>
@@ -236,7 +255,7 @@
           <w:i w:val="0"/>
           <w:sz w:val="24"/>
         </w:rPr>
-        <w:t>Neither one is unimportant. The question is what the work is training you to do when the next situation is not identical to the last one.</w:t>
+        <w:t>So before an internal move, ask which decisions belong to the role.</w:t>
       </w:r>
     </w:p>
     <w:p>
@@ -249,7 +268,20 @@
           <w:i w:val="0"/>
           <w:sz w:val="24"/>
         </w:rPr>
-        <w:t>So before an internal move, ask which decisions will actually belong to you.</w:t>
+        <w:t>And check the authority around that judgment. If you are accountable for an outcome but cannot influence the decisions, priorities, resources, or people that produce it, keep investigating.</w:t>
+      </w:r>
+    </w:p>
+    <w:p>
+      <w:pPr>
+        <w:spacing w:before="0" w:after="180"/>
+      </w:pPr>
+      <w:r>
+        <w:rPr>
+          <w:b w:val="0"/>
+          <w:i w:val="0"/>
+          <w:sz w:val="24"/>
+        </w:rPr>
+        <w:t>If the answer is simply, you will have more to manage, that is not enough information.</w:t>
       </w:r>
     </w:p>
     <w:p>
@@ -279,7 +311,7 @@
           <w:color w:val="112345"/>
           <w:sz w:val="24"/>
         </w:rPr>
-        <w:t>Ask which decisions will actually belong to you.</w:t>
+        <w:t>That is not enough information.</w:t>
       </w:r>
     </w:p>
     <w:p>
@@ -360,6 +392,20 @@
     </w:p>
     <w:p>
       <w:pPr>
+        <w:spacing w:before="0" w:after="80"/>
+      </w:pPr>
+      <w:r>
+        <w:rPr>
+          <w:b w:val="0"/>
+          <w:i w:val="0"/>
+          <w:color w:val="5A6B82"/>
+          <w:sz w:val="20"/>
+        </w:rPr>
+        <w:t>Corrected for the September 9 lock. The removed example and the removed "neither one is unimportant" line are gone; the authority check the script adds is now included.</w:t>
+      </w:r>
+    </w:p>
+    <w:p>
+      <w:pPr>
         <w:spacing w:before="0" w:after="160"/>
       </w:pPr>
       <w:r>
@@ -369,7 +415,7 @@
           <w:color w:val="5A6B82"/>
           <w:sz w:val="20"/>
         </w:rPr>
-        <w:t>Carried from v1.0 and tightened to the v2.0 wording.</w:t>
+        <w:t>Why this status: Obsolete reference. The Short carried "neither one is unimportant" and a cross-functional meeting example, both of which the locked script removed. The report example and the core distinction remain and are kept.</w:t>
       </w:r>
     </w:p>
     <w:p>
